--- a/Choses à modifier.docx
+++ b/Choses à modifier.docx
@@ -953,6 +953,108 @@
           <w:highlight w:val="yellow"/>
         </w:rPr>
         <w:t xml:space="preserve"> dans les autres agences</w:t>
+      </w:r>
+    </w:p>
+    <w:p/>
+    <w:p>
+      <w:pPr>
+        <w:rPr>
+          <w:highlight w:val="yellow"/>
+        </w:rPr>
+      </w:pPr>
+      <w:r>
+        <w:rPr>
+          <w:highlight w:val="yellow"/>
+        </w:rPr>
+        <w:br w:type="page"/>
+      </w:r>
+    </w:p>
+    <w:p>
+      <w:r>
+        <w:lastRenderedPageBreak/>
+        <w:t>17/07 à 22h10</w:t>
+      </w:r>
+    </w:p>
+    <w:p>
+      <w:r>
+        <w:br/>
+        <w:t>Staff :</w:t>
+      </w:r>
+    </w:p>
+    <w:p>
+      <w:r>
+        <w:t>Générer un grand nombre de staff de la même manière que les pilotes. En attribuer aux équipes</w:t>
+      </w:r>
+      <w:r>
+        <w:br/>
+      </w:r>
+      <w:r>
+        <w:br/>
+        <w:t xml:space="preserve">Scouting : </w:t>
+      </w:r>
+      <w:r>
+        <w:br/>
+        <w:t>Cliquer sur le pilote dans la liste pour voir les caractéristiques découvertes du pilote. </w:t>
+      </w:r>
+    </w:p>
+    <w:p/>
+    <w:p>
+      <w:r>
+        <w:t>Proposer aux équipes :</w:t>
+      </w:r>
+    </w:p>
+    <w:p>
+      <w:r>
+        <w:t>Si avant la saison, les équipes ne sont pas classés, afficher le classement de la saison dernière</w:t>
+      </w:r>
+      <w:r>
+        <w:br/>
+      </w:r>
+      <w:r>
+        <w:br/>
+        <w:t xml:space="preserve">Finance : </w:t>
+      </w:r>
+    </w:p>
+    <w:p>
+      <w:r>
+        <w:t>Avoir constamment les 10 dernières semaines dans le graph « Reccete/Dépense ». Autoscale l’axe des abcisses.</w:t>
+      </w:r>
+      <w:r>
+        <w:br/>
+        <w:t>Avoir des choix d’échelle des abcisses pour les graphs finances</w:t>
+      </w:r>
+      <w:r>
+        <w:br/>
+      </w:r>
+      <w:r>
+        <w:br/>
+        <w:t>Dilemme :</w:t>
+      </w:r>
+      <w:r>
+        <w:br/>
+        <w:t>UX, si plusieurs effets du choix, mettre chaque effet sur une nouvelle ligne.</w:t>
+      </w:r>
+      <w:r>
+        <w:br/>
+      </w:r>
+      <w:r>
+        <w:br/>
+        <w:t xml:space="preserve">Gameplay : </w:t>
+      </w:r>
+      <w:r>
+        <w:br/>
+        <w:t>Lors de la signature du deuxième contrat. Mon pilote est dans une équipe mais dans la colonne « Fin contrat » il est noté « Sans contrat »</w:t>
+      </w:r>
+      <w:r>
+        <w:br/>
+      </w:r>
+      <w:r>
+        <w:br/>
+        <w:t xml:space="preserve">Nouveautés : </w:t>
+      </w:r>
+      <w:r>
+        <w:br/>
+        <w:t>Séparer l’onglet nouveautés en deux. Mettre les résultats en championnat autre part</w:t>
       </w:r>
     </w:p>
     <w:sectPr>

--- a/Choses à modifier.docx
+++ b/Choses à modifier.docx
@@ -40,23 +40,79 @@
         <w:rPr>
           <w:highlight w:val="green"/>
         </w:rPr>
-        <w:t>Menu talent au dessus de staff</w:t>
-      </w:r>
-    </w:p>
-    <w:p>
-      <w:r>
-        <w:rPr>
-          <w:highlight w:val="green"/>
-        </w:rPr>
-        <w:t>Menu mes pilotes, avoir une vue plus bref du pilote avec des colonnes (Nom | age | Niveau Général | Nombre de courses faites | Gagnées | Podiums | Position au championnat | Nombre de point au championnat | Valeur |  Salaire (s'il est pro) | fin de contrat | Relation avec l'agence | Relation avec l'équipe | (on verra pour en ajouter d'autres)</w:t>
-      </w:r>
-    </w:p>
-    <w:p>
-      <w:r>
-        <w:rPr>
-          <w:highlight w:val="green"/>
-        </w:rPr>
-        <w:t>Quand on appuie sur le joueur dans le menu mes pilotes, on a accès à une vue détaillée du joueur (ses stat, ses traits (on verra pour ajouter des traits), les mêmes indicateurs que sur la page mes pilotes, son historique par année (numéro de saison, équipe, catégorie, niveau générale qu'il avait, valeur qu'il avait, Nombre de course qu'il avait fait, nombre de victoire, nombre de podium et position championnat. Chaque année sera une ligne.</w:t>
+        <w:t xml:space="preserve">Menu talent </w:t>
+      </w:r>
+      <w:proofErr w:type="spellStart"/>
+      <w:r>
+        <w:rPr>
+          <w:highlight w:val="green"/>
+        </w:rPr>
+        <w:t>au dessus</w:t>
+      </w:r>
+      <w:proofErr w:type="spellEnd"/>
+      <w:r>
+        <w:rPr>
+          <w:highlight w:val="green"/>
+        </w:rPr>
+        <w:t xml:space="preserve"> de staff</w:t>
+      </w:r>
+    </w:p>
+    <w:p>
+      <w:r>
+        <w:rPr>
+          <w:highlight w:val="green"/>
+        </w:rPr>
+        <w:t xml:space="preserve">Menu mes pilotes, avoir une vue plus bref du pilote avec des colonnes (Nom | </w:t>
+      </w:r>
+      <w:proofErr w:type="spellStart"/>
+      <w:r>
+        <w:rPr>
+          <w:highlight w:val="green"/>
+        </w:rPr>
+        <w:t>age</w:t>
+      </w:r>
+      <w:proofErr w:type="spellEnd"/>
+      <w:r>
+        <w:rPr>
+          <w:highlight w:val="green"/>
+        </w:rPr>
+        <w:t xml:space="preserve"> | Niveau Général | Nombre de courses faites | Gagnées | Podiums | Position au championnat | Nombre de point au championnat | Valeur </w:t>
+      </w:r>
+      <w:proofErr w:type="gramStart"/>
+      <w:r>
+        <w:rPr>
+          <w:highlight w:val="green"/>
+        </w:rPr>
+        <w:t>|  Salaire</w:t>
+      </w:r>
+      <w:proofErr w:type="gramEnd"/>
+      <w:r>
+        <w:rPr>
+          <w:highlight w:val="green"/>
+        </w:rPr>
+        <w:t xml:space="preserve"> (s'il est pro) | fin de contrat | Relation avec l'agence | Relation avec l'équipe | (on verra pour en ajouter d'autres)</w:t>
+      </w:r>
+    </w:p>
+    <w:p>
+      <w:r>
+        <w:rPr>
+          <w:highlight w:val="green"/>
+        </w:rPr>
+        <w:t>Quand on appuie sur le joueur dans le menu mes pilotes, on a accès à une vue détaillée du joueur (</w:t>
+      </w:r>
+      <w:proofErr w:type="gramStart"/>
+      <w:r>
+        <w:rPr>
+          <w:highlight w:val="green"/>
+        </w:rPr>
+        <w:t>ses stat</w:t>
+      </w:r>
+      <w:proofErr w:type="gramEnd"/>
+      <w:r>
+        <w:rPr>
+          <w:highlight w:val="green"/>
+        </w:rPr>
+        <w:t>, ses traits (on verra pour ajouter des traits), les mêmes indicateurs que sur la page mes pilotes, son historique par année (numéro de saison, équipe, catégorie, niveau générale qu'il avait, valeur qu'il avait, Nombre de course qu'il avait fait, nombre de victoire, nombre de podium et position championnat. Chaque année sera une ligne.</w:t>
       </w:r>
     </w:p>
     <w:p/>
@@ -78,7 +134,21 @@
         <w:rPr>
           <w:highlight w:val="green"/>
         </w:rPr>
-        <w:t>Plus de détail sur le finance, sur les recettes et dépenses et ajouter des graphiques</w:t>
+        <w:t xml:space="preserve">Plus de détail sur </w:t>
+      </w:r>
+      <w:proofErr w:type="gramStart"/>
+      <w:r>
+        <w:rPr>
+          <w:highlight w:val="green"/>
+        </w:rPr>
+        <w:t>le finance</w:t>
+      </w:r>
+      <w:proofErr w:type="gramEnd"/>
+      <w:r>
+        <w:rPr>
+          <w:highlight w:val="green"/>
+        </w:rPr>
+        <w:t>, sur les recettes et dépenses et ajouter des graphiques</w:t>
       </w:r>
     </w:p>
     <w:p/>
@@ -105,7 +175,21 @@
         <w:rPr>
           <w:highlight w:val="green"/>
         </w:rPr>
-        <w:t>Pas seulement recruteur mais aussi négociateur, préparateur (mental, physique, coach driving, ...), directeur des affaires financières, avocat, ...</w:t>
+        <w:t xml:space="preserve">Pas seulement recruteur mais aussi négociateur, préparateur (mental, physique, coach </w:t>
+      </w:r>
+      <w:proofErr w:type="spellStart"/>
+      <w:r>
+        <w:rPr>
+          <w:highlight w:val="green"/>
+        </w:rPr>
+        <w:t>driving</w:t>
+      </w:r>
+      <w:proofErr w:type="spellEnd"/>
+      <w:r>
+        <w:rPr>
+          <w:highlight w:val="green"/>
+        </w:rPr>
+        <w:t>, ...), directeur des affaires financières, avocat, ...</w:t>
       </w:r>
     </w:p>
     <w:p>
@@ -140,7 +224,21 @@
         <w:rPr>
           <w:highlight w:val="green"/>
         </w:rPr>
-        <w:t>Plus de compétences des pilotes, compétences propres à la piste, au rallye, au nascar. Des compétences techniques, mentales, physiques (s'inspirer de football manager)</w:t>
+        <w:t xml:space="preserve">Plus de compétences des pilotes, compétences propres à la piste, au rallye, au </w:t>
+      </w:r>
+      <w:proofErr w:type="spellStart"/>
+      <w:r>
+        <w:rPr>
+          <w:highlight w:val="green"/>
+        </w:rPr>
+        <w:t>nascar</w:t>
+      </w:r>
+      <w:proofErr w:type="spellEnd"/>
+      <w:r>
+        <w:rPr>
+          <w:highlight w:val="green"/>
+        </w:rPr>
+        <w:t>. Des compétences techniques, mentales, physiques (s'inspirer de football manager)</w:t>
       </w:r>
     </w:p>
     <w:p>
@@ -171,7 +269,23 @@
           <w:highlight w:val="green"/>
         </w:rPr>
         <w:lastRenderedPageBreak/>
-        <w:t>Chaque saison se passe sur une année entière. Chaque clic sur le bouton continuer fait avancer d'1 semaine. Il n'y aura pas de course pour tout le monde à chaque semaine, ca dépend de sa catégorie.</w:t>
+        <w:t xml:space="preserve">Chaque saison se passe sur une année entière. Chaque clic sur le bouton continuer fait avancer d'1 semaine. Il n'y aura pas de course pour tout le monde à chaque semaine, </w:t>
+      </w:r>
+      <w:proofErr w:type="spellStart"/>
+      <w:proofErr w:type="gramStart"/>
+      <w:r>
+        <w:rPr>
+          <w:highlight w:val="green"/>
+        </w:rPr>
+        <w:t>ca</w:t>
+      </w:r>
+      <w:proofErr w:type="spellEnd"/>
+      <w:proofErr w:type="gramEnd"/>
+      <w:r>
+        <w:rPr>
+          <w:highlight w:val="green"/>
+        </w:rPr>
+        <w:t xml:space="preserve"> dépend de sa catégorie.</w:t>
       </w:r>
       <w:r>
         <w:t xml:space="preserve"> </w:t>
@@ -206,8 +320,44 @@
         <w:rPr>
           <w:highlight w:val="yellow"/>
         </w:rPr>
-        <w:t xml:space="preserve"> l'idée. On devra déterminer le mode de fonctionnement de chaque championnat (Nombre de meeting, nombre de course par meeting, manière dont fonctionne un meeting)...</w:t>
-      </w:r>
+        <w:t xml:space="preserve"> l'idée. On devra déterminer le mode de fonctionnement de chaque championnat (Nombre de </w:t>
+      </w:r>
+      <w:proofErr w:type="gramStart"/>
+      <w:r>
+        <w:rPr>
+          <w:highlight w:val="yellow"/>
+        </w:rPr>
+        <w:t>meeting</w:t>
+      </w:r>
+      <w:proofErr w:type="gramEnd"/>
+      <w:r>
+        <w:rPr>
+          <w:highlight w:val="yellow"/>
+        </w:rPr>
+        <w:t xml:space="preserve">, nombre de course par </w:t>
+      </w:r>
+      <w:proofErr w:type="gramStart"/>
+      <w:r>
+        <w:rPr>
+          <w:highlight w:val="yellow"/>
+        </w:rPr>
+        <w:t>meeting</w:t>
+      </w:r>
+      <w:proofErr w:type="gramEnd"/>
+      <w:r>
+        <w:rPr>
+          <w:highlight w:val="yellow"/>
+        </w:rPr>
+        <w:t xml:space="preserve">, manière dont fonctionne un </w:t>
+      </w:r>
+      <w:proofErr w:type="gramStart"/>
+      <w:r>
+        <w:rPr>
+          <w:highlight w:val="yellow"/>
+        </w:rPr>
+        <w:t>meeting)...</w:t>
+      </w:r>
+      <w:proofErr w:type="gramEnd"/>
     </w:p>
     <w:p>
       <w:pPr>
@@ -274,7 +424,49 @@
         <w:rPr>
           <w:highlight w:val="green"/>
         </w:rPr>
-        <w:t>Lorsque qu'on passe la souris au dessus d'un attribut, afficher la nom de l'attribut en entier et expliquer sur quels aspect il intervient</w:t>
+        <w:t xml:space="preserve">Lorsque qu'on passe la souris </w:t>
+      </w:r>
+      <w:proofErr w:type="spellStart"/>
+      <w:r>
+        <w:rPr>
+          <w:highlight w:val="green"/>
+        </w:rPr>
+        <w:t>au dessus</w:t>
+      </w:r>
+      <w:proofErr w:type="spellEnd"/>
+      <w:r>
+        <w:rPr>
+          <w:highlight w:val="green"/>
+        </w:rPr>
+        <w:t xml:space="preserve"> d'un attribut, afficher </w:t>
+      </w:r>
+      <w:proofErr w:type="gramStart"/>
+      <w:r>
+        <w:rPr>
+          <w:highlight w:val="green"/>
+        </w:rPr>
+        <w:t>la nom</w:t>
+      </w:r>
+      <w:proofErr w:type="gramEnd"/>
+      <w:r>
+        <w:rPr>
+          <w:highlight w:val="green"/>
+        </w:rPr>
+        <w:t xml:space="preserve"> de l'attribut en entier et expliquer sur </w:t>
+      </w:r>
+      <w:proofErr w:type="gramStart"/>
+      <w:r>
+        <w:rPr>
+          <w:highlight w:val="green"/>
+        </w:rPr>
+        <w:t>quels aspect</w:t>
+      </w:r>
+      <w:proofErr w:type="gramEnd"/>
+      <w:r>
+        <w:rPr>
+          <w:highlight w:val="green"/>
+        </w:rPr>
+        <w:t xml:space="preserve"> il intervient</w:t>
       </w:r>
     </w:p>
     <w:p/>
@@ -338,15 +530,65 @@
         <w:rPr>
           <w:highlight w:val="yellow"/>
         </w:rPr>
-        <w:t xml:space="preserve">Lorsque qu'il est scouté, en fonction du niveau du scouteur dans certaines catégories, il y a des chances d'afficher ce potentiel. S'il ne s'affiche pas on peut demander au scouter de passer plus de temps sur ce joueur afin d'être sûr de découvrir son potentiel (couts supplémentaires et moins de trouvailles pendant ce laps de temps). </w:t>
-      </w:r>
-    </w:p>
-    <w:p>
-      <w:r>
-        <w:rPr>
-          <w:highlight w:val="yellow"/>
-        </w:rPr>
-        <w:t>Scouting -&gt; Ne pas avoir toutes les caractéristiques, en fonction du niveau du recruteur, avoir une fourchette plus ou moins grande. Si le niveau du recruteur est élevé, découvrir plus ou moins de caractéristiques des pilotes. (Différencier deux compétences pour les recruteurs, une pour la grandeur de la fourchette et une pour le nombre de compétence découvertes par le recruteur)</w:t>
+        <w:t xml:space="preserve">Lorsque qu'il est </w:t>
+      </w:r>
+      <w:proofErr w:type="spellStart"/>
+      <w:r>
+        <w:rPr>
+          <w:highlight w:val="yellow"/>
+        </w:rPr>
+        <w:t>scouté</w:t>
+      </w:r>
+      <w:proofErr w:type="spellEnd"/>
+      <w:r>
+        <w:rPr>
+          <w:highlight w:val="yellow"/>
+        </w:rPr>
+        <w:t xml:space="preserve">, en fonction du niveau du </w:t>
+      </w:r>
+      <w:proofErr w:type="spellStart"/>
+      <w:r>
+        <w:rPr>
+          <w:highlight w:val="yellow"/>
+        </w:rPr>
+        <w:t>scouteur</w:t>
+      </w:r>
+      <w:proofErr w:type="spellEnd"/>
+      <w:r>
+        <w:rPr>
+          <w:highlight w:val="yellow"/>
+        </w:rPr>
+        <w:t xml:space="preserve"> dans certaines catégories, il y a des chances d'afficher ce potentiel. S'il ne s'affiche pas on peut demander au </w:t>
+      </w:r>
+      <w:proofErr w:type="spellStart"/>
+      <w:r>
+        <w:rPr>
+          <w:highlight w:val="yellow"/>
+        </w:rPr>
+        <w:t>scouter</w:t>
+      </w:r>
+      <w:proofErr w:type="spellEnd"/>
+      <w:r>
+        <w:rPr>
+          <w:highlight w:val="yellow"/>
+        </w:rPr>
+        <w:t xml:space="preserve"> de passer plus de temps sur ce joueur afin d'être sûr de découvrir son potentiel (couts supplémentaires et moins de trouvailles pendant ce laps de temps). </w:t>
+      </w:r>
+    </w:p>
+    <w:p>
+      <w:proofErr w:type="spellStart"/>
+      <w:r>
+        <w:rPr>
+          <w:highlight w:val="yellow"/>
+        </w:rPr>
+        <w:t>Scouting</w:t>
+      </w:r>
+      <w:proofErr w:type="spellEnd"/>
+      <w:r>
+        <w:rPr>
+          <w:highlight w:val="yellow"/>
+        </w:rPr>
+        <w:t xml:space="preserve"> -&gt; Ne pas avoir toutes les caractéristiques, en fonction du niveau du recruteur, avoir une fourchette plus ou moins grande. Si le niveau du recruteur est élevé, découvrir plus ou moins de caractéristiques des pilotes. (Différencier deux compétences pour les recruteurs, une pour la grandeur de la fourchette et une pour le nombre de compétence découvertes par le recruteur)</w:t>
       </w:r>
     </w:p>
     <w:p/>
@@ -885,7 +1127,21 @@
         <w:rPr>
           <w:highlight w:val="yellow"/>
         </w:rPr>
-        <w:t xml:space="preserve"> but de debug uniquement, sera à retirer plus tard)</w:t>
+        <w:t xml:space="preserve"> but de </w:t>
+      </w:r>
+      <w:proofErr w:type="spellStart"/>
+      <w:r>
+        <w:rPr>
+          <w:highlight w:val="yellow"/>
+        </w:rPr>
+        <w:t>debug</w:t>
+      </w:r>
+      <w:proofErr w:type="spellEnd"/>
+      <w:r>
+        <w:rPr>
+          <w:highlight w:val="yellow"/>
+        </w:rPr>
+        <w:t xml:space="preserve"> uniquement, sera à retirer plus tard)</w:t>
       </w:r>
       <w:r>
         <w:rPr>
@@ -983,14 +1239,24 @@
     </w:p>
     <w:p>
       <w:r>
-        <w:t>Générer un grand nombre de staff de la même manière que les pilotes. En attribuer aux équipes</w:t>
-      </w:r>
-      <w:r>
-        <w:br/>
-      </w:r>
-      <w:r>
-        <w:br/>
-        <w:t xml:space="preserve">Scouting : </w:t>
+        <w:t xml:space="preserve">Générer un grand nombre de staff de la même manière que les pilotes. En attribuer aux </w:t>
+      </w:r>
+      <w:r>
+        <w:t>autres agences</w:t>
+      </w:r>
+      <w:r>
+        <w:br/>
+      </w:r>
+      <w:r>
+        <w:br/>
+      </w:r>
+      <w:proofErr w:type="spellStart"/>
+      <w:r>
+        <w:t>Scouting</w:t>
+      </w:r>
+      <w:proofErr w:type="spellEnd"/>
+      <w:r>
+        <w:t xml:space="preserve"> : </w:t>
       </w:r>
       <w:r>
         <w:br/>
@@ -1017,11 +1283,37 @@
     </w:p>
     <w:p>
       <w:r>
-        <w:t>Avoir constamment les 10 dernières semaines dans le graph « Reccete/Dépense ». Autoscale l’axe des abcisses.</w:t>
-      </w:r>
-      <w:r>
-        <w:br/>
-        <w:t>Avoir des choix d’échelle des abcisses pour les graphs finances</w:t>
+        <w:t>Avoir constamment les 10 dernières semaines dans le graph « </w:t>
+      </w:r>
+      <w:r>
+        <w:t>Recette</w:t>
+      </w:r>
+      <w:r>
+        <w:t xml:space="preserve">/Dépense ». </w:t>
+      </w:r>
+      <w:proofErr w:type="spellStart"/>
+      <w:r>
+        <w:t>Autoscale</w:t>
+      </w:r>
+      <w:proofErr w:type="spellEnd"/>
+      <w:r>
+        <w:t xml:space="preserve"> l’axe des </w:t>
+      </w:r>
+      <w:r>
+        <w:t>abscisses</w:t>
+      </w:r>
+      <w:r>
+        <w:t>.</w:t>
+      </w:r>
+      <w:r>
+        <w:br/>
+        <w:t xml:space="preserve">Avoir des choix d’échelle des </w:t>
+      </w:r>
+      <w:r>
+        <w:t>abscisses</w:t>
+      </w:r>
+      <w:r>
+        <w:t xml:space="preserve"> pour les graphs finances</w:t>
       </w:r>
       <w:r>
         <w:br/>
